--- a/defense/docs/reviews/supervisor_review_kz.docx
+++ b/defense/docs/reviews/supervisor_review_kz.docx
@@ -30,7 +30,16 @@
           <w:i w:val="0"/>
           <w:sz w:val="28"/>
         </w:rPr>
-        <w:t>отандық ғылыми кеңесшінің Есмухамедов Нұрмағанбет Сейтқалиұлының диссертациясы туралы</w:t>
+        <w:t>Есмухамедов Нұрмағанбет Сейтқалиұлының</w:t>
+      </w:r>
+      <w:r>
+        <w:rPr>
+          <w:rFonts w:ascii="Times New Roman" w:hAnsi="Times New Roman" w:cs="Times New Roman" w:eastAsia="Times New Roman"/>
+          <w:b w:val="0"/>
+          <w:i w:val="0"/>
+          <w:sz w:val="28"/>
+        </w:rPr>
+        <w:t xml:space="preserve"> «Көз түбі кескіндерін жақсарту және CNN арқылы жіктеу негізінде диабеттік ретинопатияны автоматтандырылған диагностикалау» тақырыбындағы, 8D06104 — «Есептеу техникасы және бағдарламалық жасақтама» білім беру бағдарламасы бойынша философия докторы (PhD) дәрежесін алуға ұсынылған диссертациялық жұмысына</w:t>
       </w:r>
     </w:p>
     <w:p>
@@ -45,54 +54,7 @@
           <w:i w:val="0"/>
           <w:sz w:val="28"/>
         </w:rPr>
-        <w:t>«Көз түбі кескіндерін жақсарту және CNN арқылы жіктеу негізінде диабеттік ретинопатияны автоматтандырылған диагностикалау» тақырыбындағы, философия докторы (PhD) дәрежесін алуға ұсынылған диссертация</w:t>
-      </w:r>
-    </w:p>
-    <w:p>
-      <w:pPr>
-        <w:ind w:firstLine="709"/>
-        <w:jc w:val="both"/>
-      </w:pPr>
-      <w:r>
-        <w:rPr>
-          <w:rFonts w:ascii="Times New Roman" w:hAnsi="Times New Roman" w:cs="Times New Roman" w:eastAsia="Times New Roman"/>
-          <w:b/>
-          <w:i w:val="0"/>
-          <w:sz w:val="28"/>
-        </w:rPr>
-        <w:t>Білім беру бағдарламасы:</w:t>
-      </w:r>
-      <w:r>
-        <w:rPr>
-          <w:rFonts w:ascii="Times New Roman" w:hAnsi="Times New Roman" w:cs="Times New Roman" w:eastAsia="Times New Roman"/>
-          <w:b w:val="0"/>
-          <w:i w:val="0"/>
-          <w:sz w:val="28"/>
-        </w:rPr>
-        <w:t xml:space="preserve"> 8D06104 — Есептеу техникасы және бағдарламалық жасақтама</w:t>
-      </w:r>
-    </w:p>
-    <w:p>
-      <w:pPr>
-        <w:pBdr>
-          <w:bottom w:val="single" w:sz="6" w:space="1" w:color="auto"/>
-        </w:pBdr>
-      </w:pPr>
-    </w:p>
-    <w:p>
-      <w:pPr>
-        <w:keepNext/>
-        <w:spacing w:before="240" w:after="120"/>
-        <w:jc w:val="left"/>
-      </w:pPr>
-      <w:r>
-        <w:rPr>
-          <w:rFonts w:ascii="Times New Roman" w:hAnsi="Times New Roman" w:cs="Times New Roman" w:eastAsia="Times New Roman"/>
-          <w:b/>
-          <w:i w:val="0"/>
-          <w:sz w:val="28"/>
-        </w:rPr>
-        <w:t>1. Кандидат пен тақырыптың жалпы сипаттамасы</w:t>
+        <w:t>Есмухамедов Нұрмағанбет Сейтқалиұлының диссертациялық жұмысы заманауи денсаулық сақтаудың өзекті мәселесіне — диабеттік ретинопатияны (ДР) автоматтандырылған диагностикалауға арналған. Диабеттік ретинопатия еңбекке қабілетті жастағы халық арасында алдын алуға болатын соқырлықтың жетекші себептерінің бірі болып табылады, ал оның ерте сатылары клиникалық тұрғыдан симптомсыз өтеді. Сондықтан көз түбі кескіндерін жаппай скринингтен өткізу — көру қабілетінің жоғалуын болдырмаудың негізгі шарты. Офтальмолог дәрігерлердің тапшылығы, әсіресе ресурсы шектеулі денсаулық сақтау жағдайларында және Қазақстанның ауылдық өңірлерінде, конволюциялық нейрондық желілерге негізделген автоматтандырылған диагностика құралдарын әзірлеуді практикалық тұрғыдан аса маңызды әрі уақытылы міндетке айналдырады.</w:t>
       </w:r>
     </w:p>
     <w:p>
@@ -107,7 +69,7 @@
           <w:i w:val="0"/>
           <w:sz w:val="28"/>
         </w:rPr>
-        <w:t>Есмухамедов Нұрмағанбет Сейтқалиұлының диссертациялық зерттеуі заманауи денсаулық сақтаудың өзекті мәселесіне — диабеттік ретинопатияны (ДР) автоматтандырылған диагностикалауға арналған. Диабеттік ретинопатия еңбекке қабілетті жастағы халық арасында алдын алуға болатын соқырлықтың жетекші себептерінің бірі болып табылады, ал оның ерте сатылары клиникалық тұрғыдан симптомсыз өтеді. Сондықтан көз түбі кескіндерін жаппай скринингтен өткізу — көру қабілетінің жоғалуын болдырмаудың негізгі шарты. Офтальмолог дәрігерлердің тапшылығы, әсіресе ресурсы шектеулі денсаулық сақтау жағдайларында және Қазақстанның ауылдық өңірлерінде, конволюциялық нейрондық желілерге (CNN) негізделген автоматтандырылған диагностика құралдарын әзірлеуді практикалық тұрғыдан аса маңызды әрі уақытылы міндетке айналдырады.</w:t>
+        <w:t>Зерттеудің өзектілігі медициналық-әлеуметтік қажеттілікпен ғана емес, таңдалған ғылыми ұстанымның әдіснамалық жаңалығымен де айқындалады. Диссертант автоматтандырылған ДР диагностикасында үстемдік етіп келген «ұштан-ұшқа» тәсілді сыни тұрғыдан қайта пайымдайды. Ол тәсіл кескінді алдын ала өңдеуді көмекші деректерді дайындау деп санайды әрі жеткілікті терең желі қажетті инварианттарды өңделмеген пикселдерден өзі үйренеді деп болжайды. Автор бұл болжамның шектеулілігін нанымды көрсетеді: түрлі камералармен, түрлі жарықтандыру жағдайында түсірілген көз түбі кескіндері елеулі домендік вариабельділік танытады және бұл желінің жалпылау қабілетін нашарлатады. Осыдан жұмыстың негізгі идеясы туындайды: алдын ала өңдеу — диагностикалық модельдің ажырамас компоненті, өйткені ол желіге қолжетімді белгілер кеңістігін айқындайды, демек желінің нені үйрене алатынын бірге белгілейді.</w:t>
       </w:r>
     </w:p>
     <w:p>
@@ -122,23 +84,7 @@
           <w:i w:val="0"/>
           <w:sz w:val="28"/>
         </w:rPr>
-        <w:t>Зерттеудің өзектілігі тек медициналық-әлеуметтік қажеттілікпен ғана емес, сонымен қатар таңдалған ғылыми бағыттың әдіснамалық жаңалығымен де айқындалады. Диссертант автоматтандырылған ДР диагностикасындағы үстем «ұштан-ұшқа» (end-to-end) тәсілді сыни тұрғыдан қайта пайымдап, кескінді алдын ала өңдеуді көмекші деректерді дайындау ретінде емес, диагностикалық модельдің ажырамас компоненті ретінде қарастыруды ұсынады. Бұл — өзекті әрі ғылыми негізделген зерттеу позициясы.</w:t>
-      </w:r>
-    </w:p>
-    <w:p>
-      <w:pPr>
-        <w:keepNext/>
-        <w:spacing w:before="240" w:after="120"/>
-        <w:jc w:val="left"/>
-      </w:pPr>
-      <w:r>
-        <w:rPr>
-          <w:rFonts w:ascii="Times New Roman" w:hAnsi="Times New Roman" w:cs="Times New Roman" w:eastAsia="Times New Roman"/>
-          <w:b/>
-          <w:i w:val="0"/>
-          <w:sz w:val="28"/>
-        </w:rPr>
-        <w:t>2. Кандидаттың оқу барысындағы жұмысы</w:t>
+        <w:t>Зерттеудің мақсаты — көз түбі кескіндерін жақсарту мен CNN негізіндегі жіктеуді біріктірген жүйені әзірлеу және эксперименттік тұрғыдан валидациялау, мұнда 8 кезеңді алдын ала өңдеу конвейері деректерді дайындау емес, модельдің құрамдас бөлігі ретінде спецификацияланады. Осы мақсатқа жету үшін диссертант алты тараудан тұратын жүйелі зерттеу жүргізген: проблемалық саланы талдау, кескінді жақсарту мен терең оқытудың теориялық негіздері, біріктірілген әдістеменің формализациясы, эксперименттік зерттеу, нәтижелердің сенімділігін валидациялау және ресурсы шектеулі орталарға арналған скрининг жүйесінің архитектурасы. Жұмыстың құрылымы логикалық тұрғыдан біртұтас, әр тарау алдыңғысынан өрбиді.</w:t>
       </w:r>
     </w:p>
     <w:p>
@@ -153,7 +99,7 @@
           <w:i w:val="0"/>
           <w:sz w:val="28"/>
         </w:rPr>
-        <w:t>Оқу кезеңінде Есмухамедов Н.С. өзін ізденісшіл, дербес жұмыс істей алатын және ғылыми тұрғыдан кемелденген зерттеуші ретінде көрсетті. Ол зерттеу проблемасын дербес тұжырымдауға, мақсат пен міндеттерді нақты белгілеуге, әрі күрделі әдіснамалық міндеттерді жүйелі түрде шешуге қабілеттілік танытты. Кандидат заманауи терең оқыту әдістерін, кескінді өңдеу теориясын және статистикалық валидация аппаратын еркін меңгерген.</w:t>
+        <w:t>Жұмыстың ғылыми жаңалығы бірнеше нәтижеден тұрады. Көз түбін алдын ала өңдеудің 8 кезеңді біріктірілген конвейері модельдің байланыстырушы компоненті ретінде формализацияланды: канондық аудару, «диск–фовеа» осі бойынша айналуды нормалау, көру өрісі бойынша қию мен изотроптық масштабтау, FOV маскасын 4-кіріс арна ретінде генерациялау, жарық өрісін адаптивті түзету, LAB L-арнасында қос шектеулі стохастикалық CLAHE, аугментация және арналық нормалау. Бес класты ДР контексінде қос шектеулі стохастикалық CLAHE нұсқасы мен Гаусс параметрі кескіннің FOV диаметріне қарай масштабталатын жарық өрісін адаптивті түзету бейімделіп, валидацияланды. Айқын бинарлы FOV маскасы конвейердің жеке кезеңі ретінде енгізілді. Түсіндірілуді бағалау үшін «назар–ошақ» қабаттасуы (Attention–Lesion Overlap, ALO) метрикасы ұсынылды — ол модель назарымен қамтылған ошақ үлесін тікелей өлшейді. Ерекше атап өтерлігі — орталық гипотеза постулаттайтын механизмнің салдары арқылы жанама қорытылмай, тікелей өлшенуі: белгілер кеңістігіндегі «көз–нысана» қашықтығы алты сыртқы корпуста екі конфигурация үшін де есептелген, бұл әдебиетте әдетте түсіндірме ретінде ғана айтылатын тұжырымды тексерілетін шамаға айналдырады.</w:t>
       </w:r>
     </w:p>
     <w:p>
@@ -168,23 +114,7 @@
           <w:i w:val="0"/>
           <w:sz w:val="28"/>
         </w:rPr>
-        <w:t>Жұмыстың ерекше атап өтуге тұрарлық тұсы — диссертанттың ғылыми қатаңдыққа деген ұстанымы: ол зерттеудің барлық тұжырымдарын байланыстырушы құжаттар (инварианттар, гипотезалар тізілімі, дәлел картасы) арқылы қатаң реттеп, әрбір эмпирикалық тұжырымды дереккөзбен негіздеп, зерттеудің шекаралық шарттары мен жасалмайтын мәлімдемелерін айқын белгілеген. Бұл — ғылыми жетілгендіктің және зерттеу мәдениетінің жоғары деңгейінің көрсеткіші.</w:t>
-      </w:r>
-    </w:p>
-    <w:p>
-      <w:pPr>
-        <w:keepNext/>
-        <w:spacing w:before="240" w:after="120"/>
-        <w:jc w:val="left"/>
-      </w:pPr>
-      <w:r>
-        <w:rPr>
-          <w:rFonts w:ascii="Times New Roman" w:hAnsi="Times New Roman" w:cs="Times New Roman" w:eastAsia="Times New Roman"/>
-          <w:b/>
-          <w:i w:val="0"/>
-          <w:sz w:val="28"/>
-        </w:rPr>
-        <w:t>3. Ғылыми жаңалығы мен үлесі</w:t>
+        <w:t>Нәтижелердің сенімділігі жоғары деңгейде қамтамасыз етілген. Жұмыс сегіз деректер жиынтығына сүйенеді: EyePACS (~35 126 белгіленген кескін), APTOS 2019, IDRiD, Messidor-2, DDR, ODIR-5K, RFMiD және қазақстандық клиникалық жиынтық; олар төрт өндірушінің камераларын қамтиды. Барлық эксперименттер пациент деңгейінде стратификацияланған 5-fold cross-validation арқылы, деректердің ағып кетуін қатаң бақылаумен жүргізілген; нәтижелер көп метрикалы жүйемен бағаланып, статистикалық сенімділік McNemar және DeLong тестілерімен, аралас әсерлер моделімен, bootstrap сенімділік аралықтарымен және көп салыстыруға арналған түзетулермен бекітілген. EyePACS-те бақыланатын 2×2 факторлық жоспар аясында біріктірілген конфигурацияның басымдығы екі архитектурада да (ResNet-50 және EfficientNet-B3) алдын ала тіркелген критерийдің үш компоненті бойынша расталды; кумулятивті абляция әрбір кезеңнің үлесін сандық бағалады; APTOS 2019-ға қосымша оқытусыз тасымалдау алдын ала белгіленген табалдырықтан өтті; Grad-CAM талдауы аннотацияланған ошақтың төрт түрінің бәрінде модель назарының сараптамалық белгілеумен тығызырақ үйлесетінін көрсетті; екі сыртқы клиникалық корпуста да біріктірілген конфигурация жоғары нәтиже берді, ал жіктеу сапасы бес камералық топтаманың бәрінде сақталып, олардың арасындағы шашырау азайды.</w:t>
       </w:r>
     </w:p>
     <w:p>
@@ -199,75 +129,7 @@
           <w:i w:val="0"/>
           <w:sz w:val="28"/>
         </w:rPr>
-        <w:t>Диссертацияның ғылыми жаңалығы мынадай нәтижелерден тұрады:</w:t>
-      </w:r>
-    </w:p>
-    <w:p>
-      <w:pPr>
-        <w:ind w:left="709" w:hanging="397"/>
-        <w:jc w:val="both"/>
-      </w:pPr>
-      <w:r>
-        <w:rPr>
-          <w:rFonts w:ascii="Times New Roman" w:hAnsi="Times New Roman" w:cs="Times New Roman" w:eastAsia="Times New Roman"/>
-          <w:b w:val="0"/>
-          <w:i w:val="0"/>
-          <w:sz w:val="28"/>
-        </w:rPr>
-        <w:t>•</w:t>
-        <w:tab/>
-        <w:t>Көз түбін алдын ала өңдеудің 8 кезеңді біріктірілген pipeline-ы диагностикалық модельдің байланыстырушы компоненті ретінде формализацияланды; ол канондық аудару, «диск–фовеа» осі бойынша айналуды нормалау, FOV бойынша қию мен изотроптық масштабтау, FOV маскасын 4-кіріс арна ретінде генерациялау, жарық өрісін адаптивті түзету (σ = 0,07 × FOV диаметрі), LAB L-арнасында қос шектеулі стохастикалық CLAHE, аугментация және деректер жиынтығына тән арналық нормалаудан тұрады.</w:t>
-      </w:r>
-    </w:p>
-    <w:p>
-      <w:pPr>
-        <w:ind w:left="709" w:hanging="397"/>
-        <w:jc w:val="both"/>
-      </w:pPr>
-      <w:r>
-        <w:rPr>
-          <w:rFonts w:ascii="Times New Roman" w:hAnsi="Times New Roman" w:cs="Times New Roman" w:eastAsia="Times New Roman"/>
-          <w:b w:val="0"/>
-          <w:i w:val="0"/>
-          <w:sz w:val="28"/>
-        </w:rPr>
-        <w:t>•</w:t>
-        <w:tab/>
-        <w:t>Біріктірілген pipeline басымдығы гипотезасы екі қалыптасқан архитектурада (ResNet-50, EfficientNet-B3) бақыланатын 2×2 факторлық жоспар (A–D конфигурациялары) аясында және алдын ала тіркелген басымдық критерийімен (Δ weighted F1 ≥ 5 пп, Δ ROC-AUC ≥ 0,02, Cohen's Kappa нашарламауы) формализацияланды.</w:t>
-      </w:r>
-    </w:p>
-    <w:p>
-      <w:pPr>
-        <w:ind w:left="709" w:hanging="397"/>
-        <w:jc w:val="both"/>
-      </w:pPr>
-      <w:r>
-        <w:rPr>
-          <w:rFonts w:ascii="Times New Roman" w:hAnsi="Times New Roman" w:cs="Times New Roman" w:eastAsia="Times New Roman"/>
-          <w:b w:val="0"/>
-          <w:i w:val="0"/>
-          <w:sz w:val="28"/>
-        </w:rPr>
-        <w:t>•</w:t>
-        <w:tab/>
-        <w:t>Бес класты ДР контексінде қос шектеулі стохастикалық CLAHE нұсқасы және FOV диаметріне қарай масштабталатын жарық өрісін адаптивті түзету бейімделіп, валидацияланды.</w:t>
-      </w:r>
-    </w:p>
-    <w:p>
-      <w:pPr>
-        <w:ind w:left="709" w:hanging="397"/>
-        <w:jc w:val="both"/>
-      </w:pPr>
-      <w:r>
-        <w:rPr>
-          <w:rFonts w:ascii="Times New Roman" w:hAnsi="Times New Roman" w:cs="Times New Roman" w:eastAsia="Times New Roman"/>
-          <w:b w:val="0"/>
-          <w:i w:val="0"/>
-          <w:sz w:val="28"/>
-        </w:rPr>
-        <w:t>•</w:t>
-        <w:tab/>
-        <w:t>«Назар–ошақ» қабаттасуы (Attention–Lesion Overlap, ALO) метрикасы — модель назарымен қамтылған ошақ үлесін тікелей өлшейтін бастапқы түсіндірілу метрикасы ретінде енгізілді.</w:t>
+        <w:t>Аса құнды деп санайтыным — диссертанттың ғылыми қатаңдыққа деген ұстанымы. Ол әрбір гипотезаның табысқа жету критерийін сол гипотезаны тексеретін эксперименттен бұрын бекітті, әрбір тұжырымды дереккөзбен негіздеді, зерттеудің шекаралық шарттарын айқын белгіледі әрі теріс нәтижелерді де ашық келтірді. Бұл — ғылыми жетілгендіктің және зерттеу мәдениетінің жоғары деңгейінің көрсеткіші.</w:t>
       </w:r>
     </w:p>
     <w:p>
@@ -282,23 +144,7 @@
           <w:i w:val="0"/>
           <w:sz w:val="28"/>
         </w:rPr>
-        <w:t>Бұл нәтижелер жиынтығында алдын ала өңдеуді модельдің ажырамас компоненті ретінде қарастыратын парадигманы операционализациялайды және оны эмпирикалық тексеруге салады, бұл ДР диагностикасы саласына елеулі ғылыми үлес болып табылады.</w:t>
-      </w:r>
-    </w:p>
-    <w:p>
-      <w:pPr>
-        <w:keepNext/>
-        <w:spacing w:before="240" w:after="120"/>
-        <w:jc w:val="left"/>
-      </w:pPr>
-      <w:r>
-        <w:rPr>
-          <w:rFonts w:ascii="Times New Roman" w:hAnsi="Times New Roman" w:cs="Times New Roman" w:eastAsia="Times New Roman"/>
-          <w:b/>
-          <w:i w:val="0"/>
-          <w:sz w:val="28"/>
-        </w:rPr>
-        <w:t>4. Нәтижелердің сенімділігі мен негізділігі</w:t>
+        <w:t>Жұмыстың практикалық маңыздылығы есептеу ресурстары шектеулі жағдайда қолдануға арналған, толық спецификацияланған әрі қайта жаңғыртылатын алдын ала өңдеу режимін құрумен айқындалады: конвейер кезең-кезеңімен, өз операторларымен, параметрлерімен және қолданылу ретімен анықталған, ал оның бастапқы коды қосымшада келтірілген. Диссертант алдын ала өңдеу қозғалтқышы, инференс, телемедицина және «дәрігер-контурда» шешім қабылдауды қолдау модульдері бар ДР скринингінің модульдік автоматтандырылған жүйесінің архитектурасын ұсынды; ол PACS/EHR жүйелерімен және ұлттық электрондық денсаулық сақтау платформасымен интеграциялануға арналған әрі Қазақстанның ауылдық және шалғай өңірлерінде ДР скринингіне қолдануға бағытталған. Жүйе диагнозды және ол үшін жауапкершілікті дәрігер өзінде қалдыратын шешім қабылдауды қолдау құралы ретінде пайымдалады.</w:t>
       </w:r>
     </w:p>
     <w:p>
@@ -313,7 +159,7 @@
           <w:i w:val="0"/>
           <w:sz w:val="28"/>
         </w:rPr>
-        <w:t>Зерттеу нәтижелерінің сенімділігі әдіснамалық тұрғыдан жоғары деңгейде қамтамасыз етілген. Жұмыс ауқымды әрі көптеген ашық деректер жиынтығына сүйенеді: EyePACS (~35 126 кескін), APTOS 2019, IDRiD, Messidor-2, DDR, ODIR-5K, RFMiD және қазақстандық клиникалық жиынтық. Барлық эксперименттер пациент деңгейінде стратификацияланған 5-fold cross-validation арқылы, деректердің ағып кетуін қатаң бақылаумен жүргізіледі.</w:t>
+        <w:t>Оқу кезеңінде Есмухамедов Н.С. өзін ізденісшіл, дербес жұмыс істей алатын және ғылыми тұрғыдан кемелденген зерттеуші ретінде көрсетті: зерттеу проблемасын дербес тұжырымдауға, мақсат пен міндеттерді нақты белгілеуге әрі күрделі әдіснамалық міндеттерді жүйелі шешуге қабілеттілік танытты. Диссертацияның негізгі нәтижелері 5 ғылыми жұмыста жарияланды, оның ішінде Scopus / Web of Science индекстелетін журналдағы мақала — 1, Scopus индекстелетін халықаралық конференция материалдарындағы баяндама — 1 және ҚР ҒЖБССҚК ұсынған журналдардағы мақалалар — 3. Нәтижелер халықаралық ғылыми форумдарда, оның ішінде «Цифрлық қоғам» 3-ші Халықаралық семинарында (DS 2025, Стамбул қ., Түркия) баяндалып, талқыланды. Жарияланымдардың саны мен сапасы философия докторы (PhD) дәрежесін ізденушілерге қойылатын талаптарға толық сәйкес келеді.</w:t>
       </w:r>
     </w:p>
     <w:p>
@@ -328,203 +174,14 @@
           <w:i w:val="0"/>
           <w:sz w:val="28"/>
         </w:rPr>
-        <w:t>Нәтижелер көп метрикалы жүйемен (weighted F1, ROC-AUC, квадраттық салмақты Cohen's Kappa, accuracy) бағаланып, «орташа ± стандартты ауытқу» түрінде ұсынылады. Статистикалық сенімділік McNemar және DeLong тестілерімен, аралас әсерлер моделімен, bootstrap сенімділік аралықтарымен (≥ 1000 ресэмпл) және Bonferroni/Holm түзетулерімен қамтамасыз етіледі. Зерттеу нәтижелері халықаралық ғылыми форумдарда, оның ішінде «Цифрлық қоғам» 3-ші Халықаралық семинарында (DS 2025, Стамбул, Түркия) баяндалып, талқыланды.</w:t>
+        <w:t>Жоғарыда айтылғандарды ескере отырып, Есмухамедов Нұрмағанбет Сейтқалиұлының диссертациялық жұмысы өзекті ғылыми-қолданбалы мәселені шешуге арналған, жаңа әрі ғылыми негізделген нәтижелерден тұратын, аяқталған біртұтас ғылыми-біліктілік жұмысы деп санаймын. Жұмыс философия докторы (PhD) дәрежесін ізденуге арналған диссертацияларға қойылатын талаптарға сәйкес келеді, ал оның авторы Есмухамедов Нұрмағанбет Сейтқалиұлы 8D06104 — «Есептеу техникасы және бағдарламалық жасақтама» білім беру бағдарламасы бойынша философия докторы (PhD) дәрежесін беруге лайық.</w:t>
       </w:r>
     </w:p>
     <w:p>
       <w:pPr>
-        <w:keepNext/>
-        <w:spacing w:before="240" w:after="120"/>
+        <w:spacing w:after="0"/>
+        <w:ind w:firstLine="0"/>
         <w:jc w:val="left"/>
-      </w:pPr>
-      <w:r>
-        <w:rPr>
-          <w:rFonts w:ascii="Times New Roman" w:hAnsi="Times New Roman" w:cs="Times New Roman" w:eastAsia="Times New Roman"/>
-          <w:b/>
-          <w:i w:val="0"/>
-          <w:sz w:val="28"/>
-        </w:rPr>
-        <w:t>5. Жарияланым белсенділігі</w:t>
-      </w:r>
-    </w:p>
-    <w:p>
-      <w:pPr>
-        <w:ind w:firstLine="709"/>
-        <w:jc w:val="both"/>
-      </w:pPr>
-      <w:r>
-        <w:rPr>
-          <w:rFonts w:ascii="Times New Roman" w:hAnsi="Times New Roman" w:cs="Times New Roman" w:eastAsia="Times New Roman"/>
-          <w:b w:val="0"/>
-          <w:i w:val="0"/>
-          <w:sz w:val="28"/>
-        </w:rPr>
-        <w:t>Диссертацияның негізгі нәтижелері 5 ғылыми жұмыста жарияланды, оның ішінде: Scopus / Web of Science индекстелетін журналдағы мақала — 1 (</w:t>
-      </w:r>
-      <w:r>
-        <w:rPr>
-          <w:rFonts w:ascii="Times New Roman" w:hAnsi="Times New Roman" w:cs="Times New Roman" w:eastAsia="Times New Roman"/>
-          <w:b w:val="0"/>
-          <w:i/>
-          <w:sz w:val="28"/>
-        </w:rPr>
-        <w:t>Eastern-European Journal of Enterprise Technologies</w:t>
-      </w:r>
-      <w:r>
-        <w:rPr>
-          <w:rFonts w:ascii="Times New Roman" w:hAnsi="Times New Roman" w:cs="Times New Roman" w:eastAsia="Times New Roman"/>
-          <w:b w:val="0"/>
-          <w:i w:val="0"/>
-          <w:sz w:val="28"/>
-        </w:rPr>
-        <w:t>, Q3); Scopus индекстелетін халықаралық конференция материалдарындағы баяндама — 1 (</w:t>
-      </w:r>
-      <w:r>
-        <w:rPr>
-          <w:rFonts w:ascii="Times New Roman" w:hAnsi="Times New Roman" w:cs="Times New Roman" w:eastAsia="Times New Roman"/>
-          <w:b w:val="0"/>
-          <w:i/>
-          <w:sz w:val="28"/>
-        </w:rPr>
-        <w:t>Procedia Computer Science</w:t>
-      </w:r>
-      <w:r>
-        <w:rPr>
-          <w:rFonts w:ascii="Times New Roman" w:hAnsi="Times New Roman" w:cs="Times New Roman" w:eastAsia="Times New Roman"/>
-          <w:b w:val="0"/>
-          <w:i w:val="0"/>
-          <w:sz w:val="28"/>
-        </w:rPr>
-        <w:t>, DS 2025); Қазақстан Республикасы ҒЖБССҚК (ККСОН) ұсынған журналдардағы мақалалар — 3 (</w:t>
-      </w:r>
-      <w:r>
-        <w:rPr>
-          <w:rFonts w:ascii="Times New Roman" w:hAnsi="Times New Roman" w:cs="Times New Roman" w:eastAsia="Times New Roman"/>
-          <w:b w:val="0"/>
-          <w:i/>
-          <w:sz w:val="28"/>
-        </w:rPr>
-        <w:t>ҚР ҰҒА Хабарлары, физика-математика сериясы</w:t>
-      </w:r>
-      <w:r>
-        <w:rPr>
-          <w:rFonts w:ascii="Times New Roman" w:hAnsi="Times New Roman" w:cs="Times New Roman" w:eastAsia="Times New Roman"/>
-          <w:b w:val="0"/>
-          <w:i w:val="0"/>
-          <w:sz w:val="28"/>
-        </w:rPr>
-        <w:t xml:space="preserve">; </w:t>
-      </w:r>
-      <w:r>
-        <w:rPr>
-          <w:rFonts w:ascii="Times New Roman" w:hAnsi="Times New Roman" w:cs="Times New Roman" w:eastAsia="Times New Roman"/>
-          <w:b w:val="0"/>
-          <w:i/>
-          <w:sz w:val="28"/>
-        </w:rPr>
-        <w:t>Қазақстан-Британ техникалық университетінің Хабаршысы</w:t>
-      </w:r>
-      <w:r>
-        <w:rPr>
-          <w:rFonts w:ascii="Times New Roman" w:hAnsi="Times New Roman" w:cs="Times New Roman" w:eastAsia="Times New Roman"/>
-          <w:b w:val="0"/>
-          <w:i w:val="0"/>
-          <w:sz w:val="28"/>
-        </w:rPr>
-        <w:t xml:space="preserve">; </w:t>
-      </w:r>
-      <w:r>
-        <w:rPr>
-          <w:rFonts w:ascii="Times New Roman" w:hAnsi="Times New Roman" w:cs="Times New Roman" w:eastAsia="Times New Roman"/>
-          <w:b w:val="0"/>
-          <w:i/>
-          <w:sz w:val="28"/>
-        </w:rPr>
-        <w:t>КазУТБ Хабаршысы</w:t>
-      </w:r>
-      <w:r>
-        <w:rPr>
-          <w:rFonts w:ascii="Times New Roman" w:hAnsi="Times New Roman" w:cs="Times New Roman" w:eastAsia="Times New Roman"/>
-          <w:b w:val="0"/>
-          <w:i w:val="0"/>
-          <w:sz w:val="28"/>
-        </w:rPr>
-        <w:t>). Жарияланымдардың саны мен сапасы философия докторы (PhD) дәрежесін ізденушілерге қойылатын талаптарға толық сәйкес келеді.</w:t>
-      </w:r>
-    </w:p>
-    <w:p>
-      <w:pPr>
-        <w:keepNext/>
-        <w:spacing w:before="240" w:after="120"/>
-        <w:jc w:val="left"/>
-      </w:pPr>
-      <w:r>
-        <w:rPr>
-          <w:rFonts w:ascii="Times New Roman" w:hAnsi="Times New Roman" w:cs="Times New Roman" w:eastAsia="Times New Roman"/>
-          <w:b/>
-          <w:i w:val="0"/>
-          <w:sz w:val="28"/>
-        </w:rPr>
-        <w:t>6. Практикалық маңыздылығы мен енгізілуі</w:t>
-      </w:r>
-    </w:p>
-    <w:p>
-      <w:pPr>
-        <w:ind w:firstLine="709"/>
-        <w:jc w:val="both"/>
-      </w:pPr>
-      <w:r>
-        <w:rPr>
-          <w:rFonts w:ascii="Times New Roman" w:hAnsi="Times New Roman" w:cs="Times New Roman" w:eastAsia="Times New Roman"/>
-          <w:b w:val="0"/>
-          <w:i w:val="0"/>
-          <w:sz w:val="28"/>
-        </w:rPr>
-        <w:t>Жұмыстың практикалық маңыздылығы есептеу ресурстары шектеулі жағдайда ДР-ні автоматтандырылған диагностикалауға арналған тасымалданатын, түсіндірілетін және аспаптарды ауыстыруға төзімді алдын ала өңдеу режимін құрумен айқындалады. Диссертант алдын ала өңдеу қозғалтқышы, инференс, телемедицина және «дәрігер-контурда» (physician-in-the-loop) шешім қабылдауды қолдау модульдері бар ДР скринингінің модульдік автоматтандырылған жүйесінің архитектурасын ұсынды; ол PACS/EHR жүйелерімен және ұлттық электрондық денсаулық сақтау платформасымен интеграцияланады әрі Қазақстанның ауылдық және шалғай өңірлерінде ДР скринингіне қолдануға бағытталған.</w:t>
-      </w:r>
-    </w:p>
-    <w:p>
-      <w:pPr>
-        <w:keepNext/>
-        <w:spacing w:before="240" w:after="120"/>
-        <w:jc w:val="left"/>
-      </w:pPr>
-      <w:r>
-        <w:rPr>
-          <w:rFonts w:ascii="Times New Roman" w:hAnsi="Times New Roman" w:cs="Times New Roman" w:eastAsia="Times New Roman"/>
-          <w:b/>
-          <w:i w:val="0"/>
-          <w:sz w:val="28"/>
-        </w:rPr>
-        <w:t>7. Қорытынды</w:t>
-      </w:r>
-    </w:p>
-    <w:p>
-      <w:pPr>
-        <w:ind w:firstLine="709"/>
-        <w:jc w:val="both"/>
-      </w:pPr>
-      <w:r>
-        <w:rPr>
-          <w:rFonts w:ascii="Times New Roman" w:hAnsi="Times New Roman" w:cs="Times New Roman" w:eastAsia="Times New Roman"/>
-          <w:b w:val="0"/>
-          <w:i w:val="0"/>
-          <w:sz w:val="28"/>
-        </w:rPr>
-        <w:t>Есмухамедов Н.С. диссертациясы өзекті ғылыми-қолданбалы мәселені шешуге арналған, жаңа, ғылыми негізделген нәтижелерден тұратын, аяқталған біртұтас ғылыми-біліктілік жұмысы болып табылады. Жұмыс философия докторы (PhD) дәрежесін ізденуге арналған диссертацияларға қойылатын талаптарға сәйкес келеді, ал оның авторы Есмухамедов Нұрмағанбет Сейтқалиұлы 8D06104 — «Есептеу техникасы және бағдарламалық жасақтама» білім беру бағдарламасы бойынша философия докторы (PhD) дәрежесін беруге лайық.</w:t>
-      </w:r>
-    </w:p>
-    <w:p>
-      <w:pPr>
-        <w:pBdr>
-          <w:bottom w:val="single" w:sz="6" w:space="1" w:color="auto"/>
-        </w:pBdr>
-      </w:pPr>
-    </w:p>
-    <w:p>
-      <w:pPr>
-        <w:ind w:firstLine="709"/>
-        <w:jc w:val="both"/>
       </w:pPr>
       <w:r>
         <w:rPr>
@@ -538,8 +195,9 @@
     </w:p>
     <w:p>
       <w:pPr>
-        <w:ind w:firstLine="709"/>
-        <w:jc w:val="both"/>
+        <w:spacing w:after="0"/>
+        <w:ind w:firstLine="0"/>
+        <w:jc w:val="left"/>
       </w:pPr>
       <w:r>
         <w:rPr>
@@ -548,13 +206,14 @@
           <w:i w:val="0"/>
           <w:sz w:val="28"/>
         </w:rPr>
-        <w:t>Т.А.Ә.: Сапакова Сая Заманбековна</w:t>
+        <w:t>физика-математика ғылымдарының кандидаты,</w:t>
       </w:r>
     </w:p>
     <w:p>
       <w:pPr>
-        <w:ind w:firstLine="709"/>
-        <w:jc w:val="both"/>
+        <w:spacing w:after="0"/>
+        <w:ind w:firstLine="0"/>
+        <w:jc w:val="left"/>
       </w:pPr>
       <w:r>
         <w:rPr>
@@ -563,13 +222,17 @@
           <w:i w:val="0"/>
           <w:sz w:val="28"/>
         </w:rPr>
-        <w:t>Ғылыми дәрежесі / атағы: физика-математика ғылымдарының кандидаты, қауымдастырылған профессор (доцент)</w:t>
+        <w:t>қауымдастырылған профессор,</w:t>
       </w:r>
     </w:p>
     <w:p>
       <w:pPr>
-        <w:ind w:firstLine="709"/>
-        <w:jc w:val="both"/>
+        <w:tabs>
+          <w:tab w:pos="9638" w:val="right"/>
+        </w:tabs>
+        <w:spacing w:after="0"/>
+        <w:ind w:firstLine="0"/>
+        <w:jc w:val="left"/>
       </w:pPr>
       <w:r>
         <w:rPr>
@@ -578,14 +241,8 @@
           <w:i w:val="0"/>
           <w:sz w:val="28"/>
         </w:rPr>
-        <w:t>Лауазымы, ұйымы: қауымдастырылған профессор, Халықаралық ақпараттық технологиялар университеті (ХАТУ)</w:t>
+        <w:t>Халықаралық ақпараттық технологиялар университеті</w:t>
       </w:r>
-    </w:p>
-    <w:p>
-      <w:pPr>
-        <w:ind w:firstLine="709"/>
-        <w:jc w:val="both"/>
-      </w:pPr>
       <w:r>
         <w:rPr>
           <w:rFonts w:ascii="Times New Roman" w:hAnsi="Times New Roman" w:cs="Times New Roman" w:eastAsia="Times New Roman"/>
@@ -593,14 +250,8 @@
           <w:i w:val="0"/>
           <w:sz w:val="28"/>
         </w:rPr>
-        <w:t>E-mail: s.sapakova@edu.iitu.kz</w:t>
+        <w:tab/>
       </w:r>
-    </w:p>
-    <w:p>
-      <w:pPr>
-        <w:ind w:firstLine="709"/>
-        <w:jc w:val="both"/>
-      </w:pPr>
       <w:r>
         <w:rPr>
           <w:rFonts w:ascii="Times New Roman" w:hAnsi="Times New Roman" w:cs="Times New Roman" w:eastAsia="Times New Roman"/>
@@ -608,7 +259,7 @@
           <w:i w:val="0"/>
           <w:sz w:val="28"/>
         </w:rPr>
-        <w:t>Қолы: ___________   Күні: «__» ____________ 20__ ж.</w:t>
+        <w:t>Сапакова С.З.</w:t>
       </w:r>
     </w:p>
     <w:sectPr>

--- a/defense/docs/reviews/supervisor_review_kz.docx
+++ b/defense/docs/reviews/supervisor_review_kz.docx
@@ -14,6 +14,7 @@
           <w:b/>
           <w:i w:val="0"/>
           <w:sz w:val="32"/>
+          <w:u w:val="none"/>
         </w:rPr>
         <w:t>ПІКІР</w:t>
       </w:r>
@@ -29,6 +30,7 @@
           <w:b/>
           <w:i w:val="0"/>
           <w:sz w:val="28"/>
+          <w:u w:val="none"/>
         </w:rPr>
         <w:t>Есмухамедов Нұрмағанбет Сейтқалиұлының</w:t>
       </w:r>
@@ -38,8 +40,9 @@
           <w:b w:val="0"/>
           <w:i w:val="0"/>
           <w:sz w:val="28"/>
+          <w:u w:val="none"/>
         </w:rPr>
-        <w:t xml:space="preserve"> «Көз түбі кескіндерін жақсарту және CNN арқылы жіктеу негізінде диабеттік ретинопатияны автоматтандырылған диагностикалау» тақырыбындағы, 8D06104 — «Есептеу техникасы және бағдарламалық жасақтама» білім беру бағдарламасы бойынша философия докторы (PhD) дәрежесін алуға ұсынылған диссертациялық жұмысына</w:t>
+        <w:t xml:space="preserve"> «Компьютерлік өңдеу жүйесі және көз түбі деректерін талдаумен диабеттік ретинопатияны емдеу кезіндегі лазерлік коагуляцияны қолдау» тақырыбындағы, 8D06102 — «Компьютерлік және программалық инженерия» білім беру бағдарламасы бойынша философия докторы (PhD) дәрежесін алуға ұсынылған диссертациялық жұмысына</w:t>
       </w:r>
     </w:p>
     <w:p>
@@ -53,6 +56,7 @@
           <w:b w:val="0"/>
           <w:i w:val="0"/>
           <w:sz w:val="28"/>
+          <w:u w:val="none"/>
         </w:rPr>
         <w:t>Есмухамедов Нұрмағанбет Сейтқалиұлының диссертациялық жұмысы заманауи денсаулық сақтаудың өзекті мәселесіне — диабеттік ретинопатияны (ДР) автоматтандырылған диагностикалауға арналған. Диабеттік ретинопатия еңбекке қабілетті жастағы халық арасында алдын алуға болатын соқырлықтың жетекші себептерінің бірі болып табылады, ал оның ерте сатылары клиникалық тұрғыдан симптомсыз өтеді. Сондықтан көз түбі кескіндерін жаппай скринингтен өткізу — көру қабілетінің жоғалуын болдырмаудың негізгі шарты. Офтальмолог дәрігерлердің тапшылығы, әсіресе ресурсы шектеулі денсаулық сақтау жағдайларында және Қазақстанның ауылдық өңірлерінде, конволюциялық нейрондық желілерге негізделген автоматтандырылған диагностика құралдарын әзірлеуді практикалық тұрғыдан аса маңызды әрі уақытылы міндетке айналдырады.</w:t>
       </w:r>
@@ -68,6 +72,7 @@
           <w:b w:val="0"/>
           <w:i w:val="0"/>
           <w:sz w:val="28"/>
+          <w:u w:val="none"/>
         </w:rPr>
         <w:t>Зерттеудің өзектілігі медициналық-әлеуметтік қажеттілікпен ғана емес, таңдалған ғылыми ұстанымның әдіснамалық жаңалығымен де айқындалады. Диссертант автоматтандырылған ДР диагностикасында үстемдік етіп келген «ұштан-ұшқа» тәсілді сыни тұрғыдан қайта пайымдайды. Ол тәсіл кескінді алдын ала өңдеуді көмекші деректерді дайындау деп санайды әрі жеткілікті терең желі қажетті инварианттарды өңделмеген пикселдерден өзі үйренеді деп болжайды. Автор бұл болжамның шектеулілігін нанымды көрсетеді: түрлі камералармен, түрлі жарықтандыру жағдайында түсірілген көз түбі кескіндері елеулі домендік вариабельділік танытады және бұл желінің жалпылау қабілетін нашарлатады. Осыдан жұмыстың негізгі идеясы туындайды: алдын ала өңдеу — диагностикалық модельдің ажырамас компоненті, өйткені ол желіге қолжетімді белгілер кеңістігін айқындайды, демек желінің нені үйрене алатынын бірге белгілейді.</w:t>
       </w:r>
@@ -83,6 +88,7 @@
           <w:b w:val="0"/>
           <w:i w:val="0"/>
           <w:sz w:val="28"/>
+          <w:u w:val="none"/>
         </w:rPr>
         <w:t>Зерттеудің мақсаты — көз түбі кескіндерін жақсарту мен CNN негізіндегі жіктеуді біріктірген жүйені әзірлеу және эксперименттік тұрғыдан валидациялау, мұнда 8 кезеңді алдын ала өңдеу конвейері деректерді дайындау емес, модельдің құрамдас бөлігі ретінде спецификацияланады. Осы мақсатқа жету үшін диссертант алты тараудан тұратын жүйелі зерттеу жүргізген: проблемалық саланы талдау, кескінді жақсарту мен терең оқытудың теориялық негіздері, біріктірілген әдістеменің формализациясы, эксперименттік зерттеу, нәтижелердің сенімділігін валидациялау және ресурсы шектеулі орталарға арналған скрининг жүйесінің архитектурасы. Жұмыстың құрылымы логикалық тұрғыдан біртұтас, әр тарау алдыңғысынан өрбиді.</w:t>
       </w:r>
@@ -98,6 +104,7 @@
           <w:b w:val="0"/>
           <w:i w:val="0"/>
           <w:sz w:val="28"/>
+          <w:u w:val="none"/>
         </w:rPr>
         <w:t>Жұмыстың ғылыми жаңалығы бірнеше нәтижеден тұрады. Көз түбін алдын ала өңдеудің 8 кезеңді біріктірілген конвейері модельдің байланыстырушы компоненті ретінде формализацияланды: канондық аудару, «диск–фовеа» осі бойынша айналуды нормалау, көру өрісі бойынша қию мен изотроптық масштабтау, FOV маскасын 4-кіріс арна ретінде генерациялау, жарық өрісін адаптивті түзету, LAB L-арнасында қос шектеулі стохастикалық CLAHE, аугментация және арналық нормалау. Бес класты ДР контексінде қос шектеулі стохастикалық CLAHE нұсқасы мен Гаусс параметрі кескіннің FOV диаметріне қарай масштабталатын жарық өрісін адаптивті түзету бейімделіп, валидацияланды. Айқын бинарлы FOV маскасы конвейердің жеке кезеңі ретінде енгізілді. Түсіндірілуді бағалау үшін «назар–ошақ» қабаттасуы (Attention–Lesion Overlap, ALO) метрикасы ұсынылды — ол модель назарымен қамтылған ошақ үлесін тікелей өлшейді. Ерекше атап өтерлігі — орталық гипотеза постулаттайтын механизмнің салдары арқылы жанама қорытылмай, тікелей өлшенуі: белгілер кеңістігіндегі «көз–нысана» қашықтығы алты сыртқы корпуста екі конфигурация үшін де есептелген, бұл әдебиетте әдетте түсіндірме ретінде ғана айтылатын тұжырымды тексерілетін шамаға айналдырады.</w:t>
       </w:r>
@@ -113,6 +120,7 @@
           <w:b w:val="0"/>
           <w:i w:val="0"/>
           <w:sz w:val="28"/>
+          <w:u w:val="none"/>
         </w:rPr>
         <w:t>Нәтижелердің сенімділігі жоғары деңгейде қамтамасыз етілген. Жұмыс сегіз деректер жиынтығына сүйенеді: EyePACS (~35 126 белгіленген кескін), APTOS 2019, IDRiD, Messidor-2, DDR, ODIR-5K, RFMiD және қазақстандық клиникалық жиынтық; олар төрт өндірушінің камераларын қамтиды. Барлық эксперименттер пациент деңгейінде стратификацияланған 5-fold cross-validation арқылы, деректердің ағып кетуін қатаң бақылаумен жүргізілген; нәтижелер көп метрикалы жүйемен бағаланып, статистикалық сенімділік McNemar және DeLong тестілерімен, аралас әсерлер моделімен, bootstrap сенімділік аралықтарымен және көп салыстыруға арналған түзетулермен бекітілген. EyePACS-те бақыланатын 2×2 факторлық жоспар аясында біріктірілген конфигурацияның басымдығы екі архитектурада да (ResNet-50 және EfficientNet-B3) алдын ала тіркелген критерийдің үш компоненті бойынша расталды; кумулятивті абляция әрбір кезеңнің үлесін сандық бағалады; APTOS 2019-ға қосымша оқытусыз тасымалдау алдын ала белгіленген табалдырықтан өтті; Grad-CAM талдауы аннотацияланған ошақтың төрт түрінің бәрінде модель назарының сараптамалық белгілеумен тығызырақ үйлесетінін көрсетті; екі сыртқы клиникалық корпуста да біріктірілген конфигурация жоғары нәтиже берді, ал жіктеу сапасы бес камералық топтаманың бәрінде сақталып, олардың арасындағы шашырау азайды.</w:t>
       </w:r>
@@ -128,6 +136,7 @@
           <w:b w:val="0"/>
           <w:i w:val="0"/>
           <w:sz w:val="28"/>
+          <w:u w:val="none"/>
         </w:rPr>
         <w:t>Аса құнды деп санайтыным — диссертанттың ғылыми қатаңдыққа деген ұстанымы. Ол әрбір гипотезаның табысқа жету критерийін сол гипотезаны тексеретін эксперименттен бұрын бекітті, әрбір тұжырымды дереккөзбен негіздеді, зерттеудің шекаралық шарттарын айқын белгіледі әрі теріс нәтижелерді де ашық келтірді. Бұл — ғылыми жетілгендіктің және зерттеу мәдениетінің жоғары деңгейінің көрсеткіші.</w:t>
       </w:r>
@@ -143,6 +152,7 @@
           <w:b w:val="0"/>
           <w:i w:val="0"/>
           <w:sz w:val="28"/>
+          <w:u w:val="none"/>
         </w:rPr>
         <w:t>Жұмыстың практикалық маңыздылығы есептеу ресурстары шектеулі жағдайда қолдануға арналған, толық спецификацияланған әрі қайта жаңғыртылатын алдын ала өңдеу режимін құрумен айқындалады: конвейер кезең-кезеңімен, өз операторларымен, параметрлерімен және қолданылу ретімен анықталған, ал оның бастапқы коды қосымшада келтірілген. Диссертант алдын ала өңдеу қозғалтқышы, инференс, телемедицина және «дәрігер-контурда» шешім қабылдауды қолдау модульдері бар ДР скринингінің модульдік автоматтандырылған жүйесінің архитектурасын ұсынды; ол PACS/EHR жүйелерімен және ұлттық электрондық денсаулық сақтау платформасымен интеграциялануға арналған әрі Қазақстанның ауылдық және шалғай өңірлерінде ДР скринингіне қолдануға бағытталған. Жүйе диагнозды және ол үшін жауапкершілікті дәрігер өзінде қалдыратын шешім қабылдауды қолдау құралы ретінде пайымдалады.</w:t>
       </w:r>
@@ -158,6 +168,7 @@
           <w:b w:val="0"/>
           <w:i w:val="0"/>
           <w:sz w:val="28"/>
+          <w:u w:val="none"/>
         </w:rPr>
         <w:t>Оқу кезеңінде Есмухамедов Н.С. өзін ізденісшіл, дербес жұмыс істей алатын және ғылыми тұрғыдан кемелденген зерттеуші ретінде көрсетті: зерттеу проблемасын дербес тұжырымдауға, мақсат пен міндеттерді нақты белгілеуге әрі күрделі әдіснамалық міндеттерді жүйелі шешуге қабілеттілік танытты. Диссертацияның негізгі нәтижелері 5 ғылыми жұмыста жарияланды, оның ішінде Scopus / Web of Science индекстелетін журналдағы мақала — 1, Scopus индекстелетін халықаралық конференция материалдарындағы баяндама — 1 және ҚР ҒЖБССҚК ұсынған журналдардағы мақалалар — 3. Нәтижелер халықаралық ғылыми форумдарда, оның ішінде «Цифрлық қоғам» 3-ші Халықаралық семинарында (DS 2025, Стамбул қ., Түркия) баяндалып, талқыланды. Жарияланымдардың саны мен сапасы философия докторы (PhD) дәрежесін ізденушілерге қойылатын талаптарға толық сәйкес келеді.</w:t>
       </w:r>
@@ -173,8 +184,9 @@
           <w:b w:val="0"/>
           <w:i w:val="0"/>
           <w:sz w:val="28"/>
+          <w:u w:val="none"/>
         </w:rPr>
-        <w:t>Жоғарыда айтылғандарды ескере отырып, Есмухамедов Нұрмағанбет Сейтқалиұлының диссертациялық жұмысы өзекті ғылыми-қолданбалы мәселені шешуге арналған, жаңа әрі ғылыми негізделген нәтижелерден тұратын, аяқталған біртұтас ғылыми-біліктілік жұмысы деп санаймын. Жұмыс философия докторы (PhD) дәрежесін ізденуге арналған диссертацияларға қойылатын талаптарға сәйкес келеді, ал оның авторы Есмухамедов Нұрмағанбет Сейтқалиұлы 8D06104 — «Есептеу техникасы және бағдарламалық жасақтама» білім беру бағдарламасы бойынша философия докторы (PhD) дәрежесін беруге лайық.</w:t>
+        <w:t>Жоғарыда айтылғандарды ескере отырып, Есмухамедов Нұрмағанбет Сейтқалиұлының диссертациялық жұмысы өзекті ғылыми-қолданбалы мәселені шешуге арналған, жаңа әрі ғылыми негізделген нәтижелерден тұратын, аяқталған біртұтас ғылыми-біліктілік жұмысы деп санаймын. Жұмыс философия докторы (PhD) дәрежесін ізденуге арналған диссертацияларға қойылатын талаптарға сәйкес келеді, ал оның авторы Есмухамедов Нұрмағанбет Сейтқалиұлы 8D06102 — «Компьютерлік және программалық инженерия» білім беру бағдарламасы бойынша философия докторы (PhD) дәрежесін беруге лайық.</w:t>
       </w:r>
     </w:p>
     <w:p>
@@ -189,6 +201,7 @@
           <w:b/>
           <w:i w:val="0"/>
           <w:sz w:val="28"/>
+          <w:u w:val="none"/>
         </w:rPr>
         <w:t>Ғылыми кеңесші:</w:t>
       </w:r>
@@ -205,6 +218,7 @@
           <w:b w:val="0"/>
           <w:i w:val="0"/>
           <w:sz w:val="28"/>
+          <w:u w:val="none"/>
         </w:rPr>
         <w:t>физика-математика ғылымдарының кандидаты,</w:t>
       </w:r>
@@ -221,6 +235,7 @@
           <w:b w:val="0"/>
           <w:i w:val="0"/>
           <w:sz w:val="28"/>
+          <w:u w:val="none"/>
         </w:rPr>
         <w:t>қауымдастырылған профессор,</w:t>
       </w:r>
@@ -240,6 +255,7 @@
           <w:b w:val="0"/>
           <w:i w:val="0"/>
           <w:sz w:val="28"/>
+          <w:u w:val="none"/>
         </w:rPr>
         <w:t>Халықаралық ақпараттық технологиялар университеті</w:t>
       </w:r>
@@ -249,6 +265,7 @@
           <w:b w:val="0"/>
           <w:i w:val="0"/>
           <w:sz w:val="28"/>
+          <w:u w:val="none"/>
         </w:rPr>
         <w:tab/>
       </w:r>
@@ -258,6 +275,7 @@
           <w:b w:val="0"/>
           <w:i w:val="0"/>
           <w:sz w:val="28"/>
+          <w:u w:val="none"/>
         </w:rPr>
         <w:t>Сапакова С.З.</w:t>
       </w:r>
@@ -288,6 +306,7 @@
         <w:b w:val="0"/>
         <w:i w:val="0"/>
         <w:sz w:val="28"/>
+        <w:u w:val="none"/>
       </w:rPr>
       <w:fldChar w:fldCharType="begin"/>
       <w:instrText xml:space="preserve">PAGE</w:instrText>

--- a/defense/docs/reviews/supervisor_review_kz.docx
+++ b/defense/docs/reviews/supervisor_review_kz.docx
@@ -191,7 +191,7 @@
     </w:p>
     <w:p>
       <w:pPr>
-        <w:spacing w:after="0"/>
+        <w:spacing w:after="0" w:before="280"/>
         <w:ind w:firstLine="0"/>
         <w:jc w:val="left"/>
       </w:pPr>
@@ -208,7 +208,7 @@
     </w:p>
     <w:p>
       <w:pPr>
-        <w:spacing w:after="0"/>
+        <w:spacing w:after="0" w:before="0"/>
         <w:ind w:firstLine="0"/>
         <w:jc w:val="left"/>
       </w:pPr>
@@ -225,7 +225,7 @@
     </w:p>
     <w:p>
       <w:pPr>
-        <w:spacing w:after="0"/>
+        <w:spacing w:after="0" w:before="0"/>
         <w:ind w:firstLine="0"/>
         <w:jc w:val="left"/>
       </w:pPr>
@@ -245,7 +245,7 @@
         <w:tabs>
           <w:tab w:pos="9638" w:val="right"/>
         </w:tabs>
-        <w:spacing w:after="0"/>
+        <w:spacing w:after="0" w:before="0"/>
         <w:ind w:firstLine="0"/>
         <w:jc w:val="left"/>
       </w:pPr>

--- a/defense/docs/reviews/supervisor_review_kz.docx
+++ b/defense/docs/reviews/supervisor_review_kz.docx
@@ -2,6 +2,22 @@
 <file path=word/document.xml><?xml version="1.0" encoding="utf-8"?>
 <w:document xmlns:wpc="http://schemas.microsoft.com/office/word/2010/wordprocessingCanvas" xmlns:mo="http://schemas.microsoft.com/office/mac/office/2008/main" xmlns:mc="http://schemas.openxmlformats.org/markup-compatibility/2006" xmlns:mv="urn:schemas-microsoft-com:mac:vml" xmlns:o="urn:schemas-microsoft-com:office:office" xmlns:r="http://schemas.openxmlformats.org/officeDocument/2006/relationships" xmlns:m="http://schemas.openxmlformats.org/officeDocument/2006/math" xmlns:v="urn:schemas-microsoft-com:vml" xmlns:wp14="http://schemas.microsoft.com/office/word/2010/wordprocessingDrawing" xmlns:wp="http://schemas.openxmlformats.org/drawingml/2006/wordprocessingDrawing" xmlns:w10="urn:schemas-microsoft-com:office:word" xmlns:w="http://schemas.openxmlformats.org/wordprocessingml/2006/main" xmlns:w14="http://schemas.microsoft.com/office/word/2010/wordml" xmlns:wpg="http://schemas.microsoft.com/office/word/2010/wordprocessingGroup" xmlns:wpi="http://schemas.microsoft.com/office/word/2010/wordprocessingInk" xmlns:wne="http://schemas.microsoft.com/office/word/2006/wordml" xmlns:wps="http://schemas.microsoft.com/office/word/2010/wordprocessingShape" mc:Ignorable="w14 wp14">
   <w:body>
+    <w:p>
+      <w:pPr>
+        <w:ind w:firstLine="709"/>
+        <w:jc w:val="both"/>
+      </w:pPr>
+      <w:r>
+        <w:rPr>
+          <w:rFonts w:ascii="Times New Roman" w:hAnsi="Times New Roman" w:cs="Times New Roman" w:eastAsia="Times New Roman"/>
+          <w:b/>
+          <w:i w:val="0"/>
+          <w:sz w:val="28"/>
+          <w:u w:val="none"/>
+        </w:rPr>
+        <w:t>8D06102 — «Компьютерлік және программалық инженерия» білім беру бағдарламасы бойынша философия докторы (PhD) дәрежесін алу үшін ұсынылған ізденуші Есмухамедов Нұрмағанбет Сейтқалиұлының «Компьютерлік өңдеу жүйесі және көз түбі деректерін талдаумен диабеттік ретинопатияны емдеу кезіндегі лазерлік коагуляцияны қолдау» тақырыбындағы диссертациялық жұмысына ғылыми кеңесшінің</w:t>
+      </w:r>
+    </w:p>
     <w:p>
       <w:pPr>
         <w:keepNext/>
@@ -16,33 +32,7 @@
           <w:sz w:val="32"/>
           <w:u w:val="none"/>
         </w:rPr>
-        <w:t>ПІКІР</w:t>
-      </w:r>
-    </w:p>
-    <w:p>
-      <w:pPr>
-        <w:ind w:firstLine="709"/>
-        <w:jc w:val="both"/>
-      </w:pPr>
-      <w:r>
-        <w:rPr>
-          <w:rFonts w:ascii="Times New Roman" w:hAnsi="Times New Roman" w:cs="Times New Roman" w:eastAsia="Times New Roman"/>
-          <w:b/>
-          <w:i w:val="0"/>
-          <w:sz w:val="28"/>
-          <w:u w:val="none"/>
-        </w:rPr>
-        <w:t>Есмухамедов Нұрмағанбет Сейтқалиұлының</w:t>
-      </w:r>
-      <w:r>
-        <w:rPr>
-          <w:rFonts w:ascii="Times New Roman" w:hAnsi="Times New Roman" w:cs="Times New Roman" w:eastAsia="Times New Roman"/>
-          <w:b w:val="0"/>
-          <w:i w:val="0"/>
-          <w:sz w:val="28"/>
-          <w:u w:val="none"/>
-        </w:rPr>
-        <w:t xml:space="preserve"> «Компьютерлік өңдеу жүйесі және көз түбі деректерін талдаумен диабеттік ретинопатияны емдеу кезіндегі лазерлік коагуляцияны қолдау» тақырыбындағы, 8D06102 — «Компьютерлік және программалық инженерия» білім беру бағдарламасы бойынша философия докторы (PhD) дәрежесін алуға ұсынылған диссертациялық жұмысына</w:t>
+        <w:t>ПІКІРІ</w:t>
       </w:r>
     </w:p>
     <w:p>

--- a/defense/docs/reviews/supervisor_review_kz.docx
+++ b/defense/docs/reviews/supervisor_review_kz.docx
@@ -15,7 +15,7 @@
           <w:sz w:val="28"/>
           <w:u w:val="none"/>
         </w:rPr>
-        <w:t>8D06102 — «Компьютерлік және программалық инженерия» білім беру бағдарламасы бойынша философия докторы (PhD) дәрежесін алу үшін ұсынылған ізденуші Есмухамедов Нұрмағанбет Сейтқалиұлының «Компьютерлік өңдеу жүйесі және көз түбі деректерін талдаумен диабеттік ретинопатияны емдеу кезіндегі лазерлік коагуляцияны қолдау» тақырыбындағы диссертациялық жұмысына ғылыми кеңесшінің</w:t>
+        <w:t>8D06102 – «Компьютерлік және программалық инженерия» білім беру бағдарламасы бойынша философия докторы (PhD) дәрежесін алу үшін ұсынылған ізденуші Есмухамедов Нұрмағанбет Сейтқалиұлының «Компьютерлік өңдеу жүйесі және көз түбі деректерін талдаумен диабеттік ретинопатияны емдеу кезіндегі лазерлік коагуляцияны қолдау» тақырыбындағы диссертациялық жұмысына ғылыми кеңесшінің</w:t>
       </w:r>
     </w:p>
     <w:p>
@@ -48,7 +48,7 @@
           <w:sz w:val="28"/>
           <w:u w:val="none"/>
         </w:rPr>
-        <w:t>Есмухамедов Нұрмағанбет Сейтқалиұлының диссертациялық жұмысы заманауи денсаулық сақтаудың өзекті мәселесіне — диабеттік ретинопатияны (ДР) автоматтандырылған диагностикалауға арналған. Диабеттік ретинопатия еңбекке қабілетті жастағы халық арасында алдын алуға болатын соқырлықтың жетекші себептерінің бірі болып табылады, ал оның ерте сатылары клиникалық тұрғыдан симптомсыз өтеді. Сондықтан көз түбі кескіндерін жаппай скринингтен өткізу — көру қабілетінің жоғалуын болдырмаудың негізгі шарты. Офтальмолог дәрігерлердің тапшылығы, әсіресе ресурсы шектеулі денсаулық сақтау жағдайларында және Қазақстанның ауылдық өңірлерінде, конволюциялық нейрондық желілерге негізделген автоматтандырылған диагностика құралдарын әзірлеуді практикалық тұрғыдан аса маңызды әрі уақытылы міндетке айналдырады.</w:t>
+        <w:t>Есмухамедов Нұрмағанбет Сейтқалиұлының диссертациялық жұмысы заманауи денсаулық сақтаудың өзекті мәселесіне – диабеттік ретинопатияны (ДР) автоматтандырылған диагностикалауға арналған. Диабеттік ретинопатия еңбекке қабілетті жастағы халық арасында алдын алуға болатын соқырлықтың жетекші себептерінің бірі болып табылады, ал оның ерте сатылары клиникалық тұрғыдан симптомсыз өтеді. Сондықтан көз түбі кескіндерін жаппай скринингтен өткізу – көру қабілетінің жоғалуын болдырмаудың негізгі шарты. Офтальмолог дәрігерлердің тапшылығы, әсіресе ресурсы шектеулі денсаулық сақтау жағдайларында және Қазақстанның ауылдық өңірлерінде, конволюциялық нейрондық желілерге негізделген автоматтандырылған диагностика құралдарын әзірлеуді практикалық тұрғыдан аса маңызды әрі уақытылы міндетке айналдырады.</w:t>
       </w:r>
     </w:p>
     <w:p>
@@ -64,7 +64,7 @@
           <w:sz w:val="28"/>
           <w:u w:val="none"/>
         </w:rPr>
-        <w:t>Зерттеудің өзектілігі медициналық-әлеуметтік қажеттілікпен ғана емес, таңдалған ғылыми ұстанымның әдіснамалық жаңалығымен де айқындалады. Диссертант автоматтандырылған ДР диагностикасында үстемдік етіп келген «ұштан-ұшқа» тәсілді сыни тұрғыдан қайта пайымдайды. Ол тәсіл кескінді алдын ала өңдеуді көмекші деректерді дайындау деп санайды әрі жеткілікті терең желі қажетті инварианттарды өңделмеген пикселдерден өзі үйренеді деп болжайды. Автор бұл болжамның шектеулілігін нанымды көрсетеді: түрлі камералармен, түрлі жарықтандыру жағдайында түсірілген көз түбі кескіндері елеулі домендік вариабельділік танытады және бұл желінің жалпылау қабілетін нашарлатады. Осыдан жұмыстың негізгі идеясы туындайды: алдын ала өңдеу — диагностикалық модельдің ажырамас компоненті, өйткені ол желіге қолжетімді белгілер кеңістігін айқындайды, демек желінің нені үйрене алатынын бірге белгілейді.</w:t>
+        <w:t>Зерттеудің өзектілігі медициналық-әлеуметтік қажеттілікпен ғана емес, таңдалған ғылыми ұстанымның әдіснамалық жаңалығымен де айқындалады. Диссертант автоматтандырылған ДР диагностикасында үстемдік етіп келген «ұштан-ұшқа» тәсілді сыни тұрғыдан қайта пайымдайды. Ол тәсіл кескінді алдын ала өңдеуді көмекші деректерді дайындау деп санайды әрі жеткілікті терең желі қажетті инварианттарды өңделмеген пикселдерден өзі үйренеді деп болжайды. Автор бұл болжамның шектеулілігін нанымды көрсетеді: түрлі камералармен, түрлі жарықтандыру жағдайында түсірілген көз түбі кескіндері елеулі домендік вариабельділік танытады және бұл желінің жалпылау қабілетін нашарлатады. Осыдан жұмыстың негізгі идеясы туындайды: алдын ала өңдеу – диагностикалық модельдің ажырамас компоненті, өйткені ол желіге қолжетімді белгілер кеңістігін айқындайды, демек желінің нені үйрене алатынын бірге белгілейді.</w:t>
       </w:r>
     </w:p>
     <w:p>
@@ -80,7 +80,7 @@
           <w:sz w:val="28"/>
           <w:u w:val="none"/>
         </w:rPr>
-        <w:t>Зерттеудің мақсаты — көз түбі кескіндерін жақсарту мен CNN негізіндегі жіктеуді біріктірген жүйені әзірлеу және эксперименттік тұрғыдан валидациялау, мұнда 8 кезеңді алдын ала өңдеу конвейері деректерді дайындау емес, модельдің құрамдас бөлігі ретінде спецификацияланады. Осы мақсатқа жету үшін диссертант алты тараудан тұратын жүйелі зерттеу жүргізген: проблемалық саланы талдау, кескінді жақсарту мен терең оқытудың теориялық негіздері, біріктірілген әдістеменің формализациясы, эксперименттік зерттеу, нәтижелердің сенімділігін валидациялау және ресурсы шектеулі орталарға арналған скрининг жүйесінің архитектурасы. Жұмыстың құрылымы логикалық тұрғыдан біртұтас, әр тарау алдыңғысынан өрбиді.</w:t>
+        <w:t>Зерттеудің мақсаты – көз түбі кескіндерін жақсарту мен CNN негізіндегі жіктеуді біріктірген жүйені әзірлеу және эксперименттік тұрғыдан валидациялау, мұнда 8 кезеңді алдын ала өңдеу конвейері деректерді дайындау емес, модельдің құрамдас бөлігі ретінде спецификацияланады. Осы мақсатқа жету үшін диссертант төрт тараудан тұратын жүйелі зерттеу жүргізген: проблемалық саланы талдау, интеграцияланған әдіснаманың формализациясы, эксперименттік бағдарлама және ресурсы шектеулі орталарға арналған скрининг жүйесінің архитектурасы. Жұмыстың құрылымы логикалық тұрғыдан біртұтас, әр тарау алдыңғысынан өрбиді.</w:t>
       </w:r>
     </w:p>
     <w:p>
@@ -96,7 +96,7 @@
           <w:sz w:val="28"/>
           <w:u w:val="none"/>
         </w:rPr>
-        <w:t>Жұмыстың ғылыми жаңалығы бірнеше нәтижеден тұрады. Көз түбін алдын ала өңдеудің 8 кезеңді біріктірілген конвейері модельдің байланыстырушы компоненті ретінде формализацияланды: канондық аудару, «диск–фовеа» осі бойынша айналуды нормалау, көру өрісі бойынша қию мен изотроптық масштабтау, FOV маскасын 4-кіріс арна ретінде генерациялау, жарық өрісін адаптивті түзету, LAB L-арнасында қос шектеулі стохастикалық CLAHE, аугментация және арналық нормалау. Бес класты ДР контексінде қос шектеулі стохастикалық CLAHE нұсқасы мен Гаусс параметрі кескіннің FOV диаметріне қарай масштабталатын жарық өрісін адаптивті түзету бейімделіп, валидацияланды. Айқын бинарлы FOV маскасы конвейердің жеке кезеңі ретінде енгізілді. Түсіндірілуді бағалау үшін «назар–ошақ» қабаттасуы (Attention–Lesion Overlap, ALO) метрикасы ұсынылды — ол модель назарымен қамтылған ошақ үлесін тікелей өлшейді. Ерекше атап өтерлігі — орталық гипотеза постулаттайтын механизмнің салдары арқылы жанама қорытылмай, тікелей өлшенуі: белгілер кеңістігіндегі «көз–нысана» қашықтығы алты сыртқы корпуста екі конфигурация үшін де есептелген, бұл әдебиетте әдетте түсіндірме ретінде ғана айтылатын тұжырымды тексерілетін шамаға айналдырады.</w:t>
+        <w:t>Жұмыстың ғылыми жаңалығы бірнеше нәтижеден тұрады. Көз түбін алдын ала өңдеудің 8 кезеңді біріктірілген конвейері модельдің байланыстырушы компоненті ретінде формализацияланды: канондық аудару, «диск–фовеа» осі бойынша айналуды нормалау, көру өрісі бойынша қию мен изотроптық масштабтау, FOV маскасын 4-кіріс арна ретінде генерациялау, жарық өрісін адаптивті түзету, LAB L-арнасында қос шектеулі стохастикалық CLAHE, аугментация және арналық нормалау. Бес класты ДР контексінде қос шектеулі стохастикалық CLAHE нұсқасы мен Гаусс параметрі кескіннің FOV диаметріне қарай масштабталатын жарық өрісін адаптивті түзету бейімделіп, валидацияланды. Айқын бинарлы FOV маскасы конвейердің жеке кезеңі ретінде енгізілді. Түсіндірілуді бағалау үшін «назар–ошақ» қабаттасуы (Attention–Lesion Overlap, ALO) метрикасы ұсынылды – ол модель назарымен қамтылған ошақ үлесін тікелей өлшейді. Ерекше атап өтерлігі – орталық гипотеза постулаттайтын механизмнің салдары арқылы жанама қорытылмай, тікелей өлшенуі: белгілер кеңістігіндегі «көз–нысана» қашықтығы алты сыртқы корпуста екі конфигурация үшін де есептелген, бұл әдебиетте әдетте түсіндірме ретінде ғана айтылатын тұжырымды тексерілетін шамаға айналдырады.</w:t>
       </w:r>
     </w:p>
     <w:p>
@@ -128,7 +128,7 @@
           <w:sz w:val="28"/>
           <w:u w:val="none"/>
         </w:rPr>
-        <w:t>Аса құнды деп санайтыным — диссертанттың ғылыми қатаңдыққа деген ұстанымы. Ол әрбір гипотезаның табысқа жету критерийін сол гипотезаны тексеретін эксперименттен бұрын бекітті, әрбір тұжырымды дереккөзбен негіздеді, зерттеудің шекаралық шарттарын айқын белгіледі әрі теріс нәтижелерді де ашық келтірді. Бұл — ғылыми жетілгендіктің және зерттеу мәдениетінің жоғары деңгейінің көрсеткіші.</w:t>
+        <w:t>Аса құнды деп санайтыным – диссертанттың ғылыми қатаңдыққа деген ұстанымы. Ол әрбір гипотезаның табысқа жету критерийін сол гипотезаны тексеретін эксперименттен бұрын бекітті, әрбір тұжырымды дереккөзбен негіздеді, зерттеудің шекаралық шарттарын айқын белгіледі әрі теріс нәтижелерді де ашық келтірді. Бұл – ғылыми жетілгендіктің және зерттеу мәдениетінің жоғары деңгейінің көрсеткіші.</w:t>
       </w:r>
     </w:p>
     <w:p>
@@ -160,7 +160,7 @@
           <w:sz w:val="28"/>
           <w:u w:val="none"/>
         </w:rPr>
-        <w:t>Оқу кезеңінде Есмухамедов Н.С. өзін ізденісшіл, дербес жұмыс істей алатын және ғылыми тұрғыдан кемелденген зерттеуші ретінде көрсетті: зерттеу проблемасын дербес тұжырымдауға, мақсат пен міндеттерді нақты белгілеуге әрі күрделі әдіснамалық міндеттерді жүйелі шешуге қабілеттілік танытты. Диссертацияның негізгі нәтижелері 5 ғылыми жұмыста жарияланды, оның ішінде Scopus / Web of Science индекстелетін журналдағы мақала — 1, Scopus индекстелетін халықаралық конференция материалдарындағы баяндама — 1 және ҚР ҒЖБССҚК ұсынған журналдардағы мақалалар — 3. Нәтижелер халықаралық ғылыми форумдарда, оның ішінде «Цифрлық қоғам» 3-ші Халықаралық семинарында (DS 2025, Стамбул қ., Түркия) баяндалып, талқыланды. Жарияланымдардың саны мен сапасы философия докторы (PhD) дәрежесін ізденушілерге қойылатын талаптарға толық сәйкес келеді.</w:t>
+        <w:t>Оқу кезеңінде Есмухамедов Н.С. өзін ізденісшіл, дербес жұмыс істей алатын және ғылыми тұрғыдан кемелденген зерттеуші ретінде көрсетті: зерттеу проблемасын дербес тұжырымдауға, мақсат пен міндеттерді нақты белгілеуге әрі күрделі әдіснамалық міндеттерді жүйелі шешуге қабілеттілік танытты. Диссертацияның негізгі нәтижелері 5 ғылыми жұмыста жарияланды, оның ішінде Scopus / Web of Science индекстелетін журналдағы мақала – 1, Scopus индекстелетін халықаралық конференция материалдарындағы баяндама – 1 және ҚР ҒЖБССҚК ұсынған журналдардағы мақалалар – 3. Нәтижелер халықаралық ғылыми форумдарда, оның ішінде «Цифрлық қоғам» 3-ші Халықаралық семинарында (DS 2025, Стамбул қ., Түркия) баяндалып, талқыланды. Жарияланымдардың саны мен сапасы философия докторы (PhD) дәрежесін ізденушілерге қойылатын талаптарға толық сәйкес келеді.</w:t>
       </w:r>
     </w:p>
     <w:p>
@@ -176,7 +176,7 @@
           <w:sz w:val="28"/>
           <w:u w:val="none"/>
         </w:rPr>
-        <w:t>Жоғарыда айтылғандарды ескере отырып, Есмухамедов Нұрмағанбет Сейтқалиұлының диссертациялық жұмысы өзекті ғылыми-қолданбалы мәселені шешуге арналған, жаңа әрі ғылыми негізделген нәтижелерден тұратын, аяқталған біртұтас ғылыми-біліктілік жұмысы деп санаймын. Жұмыс философия докторы (PhD) дәрежесін ізденуге арналған диссертацияларға қойылатын талаптарға сәйкес келеді, ал оның авторы Есмухамедов Нұрмағанбет Сейтқалиұлы 8D06102 — «Компьютерлік және программалық инженерия» білім беру бағдарламасы бойынша философия докторы (PhD) дәрежесін беруге лайық.</w:t>
+        <w:t>Жоғарыда айтылғандарды ескере отырып, Есмухамедов Нұрмағанбет Сейтқалиұлының диссертациялық жұмысы өзекті ғылыми-қолданбалы мәселені шешуге арналған, жаңа әрі ғылыми негізделген нәтижелерден тұратын, аяқталған біртұтас ғылыми-біліктілік жұмысы деп санаймын. Жұмыс философия докторы (PhD) дәрежесін ізденуге арналған диссертацияларға қойылатын талаптарға сәйкес келеді, ал оның авторы Есмухамедов Нұрмағанбет Сейтқалиұлы 8D06102 – «Компьютерлік және программалық инженерия» білім беру бағдарламасы бойынша философия докторы (PhD) дәрежесін беруге лайық.</w:t>
       </w:r>
     </w:p>
     <w:p>

--- a/defense/docs/reviews/supervisor_review_kz.docx
+++ b/defense/docs/reviews/supervisor_review_kz.docx
@@ -15,7 +15,7 @@
           <w:sz w:val="28"/>
           <w:u w:val="none"/>
         </w:rPr>
-        <w:t>8D06102 – «Компьютерлік және программалық инженерия» білім беру бағдарламасы бойынша философия докторы (PhD) дәрежесін алу үшін ұсынылған ізденуші Есмухамедов Нұрмағанбет Сейтқалиұлының «Компьютерлік өңдеу жүйесі және көз түбі деректерін талдаумен диабеттік ретинопатияны емдеу кезіндегі лазерлік коагуляцияны қолдау» тақырыбындағы диссертациялық жұмысына ғылыми кеңесшінің</w:t>
+        <w:t>8D06102 – «Компьютерлік және программалық инженерия» білім беру бағдарламасы бойынша философия докторы (PhD) дәрежесін алу үшін ұсынылған ізденуші Есмухамедов Нұрмағанбет Сейтқалиұлының «Оптикалық когерентті томографиялық кескіндерді пайдалана отырып, тереңдетіп оқыту негізінде көз торының ауруларын автоматты түрде анықтаудың ақпараттық жүйесі» тақырыбындағы диссертациялық жұмысына ғылыми кеңесшінің</w:t>
       </w:r>
     </w:p>
     <w:p>

--- a/defense/docs/reviews/supervisor_review_kz.docx
+++ b/defense/docs/reviews/supervisor_review_kz.docx
@@ -4,9 +4,19 @@
   <w:body>
     <w:p>
       <w:pPr>
-        <w:ind w:firstLine="709"/>
-        <w:jc w:val="both"/>
+        <w:ind w:firstLine="0"/>
+        <w:jc w:val="center"/>
       </w:pPr>
+      <w:r>
+        <w:rPr>
+          <w:rFonts w:ascii="Times New Roman" w:hAnsi="Times New Roman" w:cs="Times New Roman" w:eastAsia="Times New Roman"/>
+          <w:b w:val="0"/>
+          <w:i w:val="0"/>
+          <w:sz w:val="28"/>
+          <w:u w:val="none"/>
+        </w:rPr>
+        <w:t xml:space="preserve">8D06102 – «Компьютерлік және программалық инженерия» білім беру бағдарламасы бойынша философия докторы (PhD) дәрежесін алу үшін ұсынылған ізденуші </w:t>
+      </w:r>
       <w:r>
         <w:rPr>
           <w:rFonts w:ascii="Times New Roman" w:hAnsi="Times New Roman" w:cs="Times New Roman" w:eastAsia="Times New Roman"/>
@@ -15,8 +25,24 @@
           <w:sz w:val="28"/>
           <w:u w:val="none"/>
         </w:rPr>
-        <w:t>8D06102 – «Компьютерлік және программалық инженерия» білім беру бағдарламасы бойынша философия докторы (PhD) дәрежесін алу үшін ұсынылған ізденуші Есмухамедов Нұрмағанбет Сейтқалиұлының «Оптикалық когерентті томографиялық кескіндерді пайдалана отырып, тереңдетіп оқыту негізінде көз торының ауруларын автоматты түрде анықтаудың ақпараттық жүйесі» тақырыбындағы диссертациялық жұмысына ғылыми кеңесшінің</w:t>
+        <w:t>Есмухамедов Нұрмағанбет Сейтқалиұлының</w:t>
       </w:r>
+      <w:r>
+        <w:rPr>
+          <w:rFonts w:ascii="Times New Roman" w:hAnsi="Times New Roman" w:cs="Times New Roman" w:eastAsia="Times New Roman"/>
+          <w:b w:val="0"/>
+          <w:i w:val="0"/>
+          <w:sz w:val="28"/>
+          <w:u w:val="none"/>
+        </w:rPr>
+        <w:t xml:space="preserve"> «Оптикалық когерентті томографиялық кескіндерді пайдалана отырып, тереңдетіп оқыту негізінде көз торының ауруларын автоматты түрде анықтаудың ақпараттық жүйесі» тақырыбындағы диссертациялық жұмысына ғылыми кеңесшінің</w:t>
+      </w:r>
+    </w:p>
+    <w:p>
+      <w:pPr>
+        <w:spacing w:before="0" w:after="0"/>
+        <w:ind w:firstLine="0"/>
+      </w:pPr>
     </w:p>
     <w:p>
       <w:pPr>
@@ -188,7 +214,7 @@
       <w:r>
         <w:rPr>
           <w:rFonts w:ascii="Times New Roman" w:hAnsi="Times New Roman" w:cs="Times New Roman" w:eastAsia="Times New Roman"/>
-          <w:b/>
+          <w:b w:val="0"/>
           <w:i w:val="0"/>
           <w:sz w:val="28"/>
           <w:u w:val="none"/>
